--- a/Articles/2026/4_Blender_Tips_and_Tricks/16_Creating_Custom_Geometry/No Images Creating Custom Geometry.docx
+++ b/Articles/2026/4_Blender_Tips_and_Tricks/16_Creating_Custom_Geometry/No Images Creating Custom Geometry.docx
@@ -20,7 +20,7 @@
     </w:p>
     <w:p>
       <w:pPr>
-        <w:pStyle w:val="BoldRed"/>
+        <w:pStyle w:val="BlueBolden"/>
       </w:pPr>
       <w:r>
         <w:t>1</w:t>
@@ -35,30 +35,29 @@
       </w:r>
     </w:p>
     <w:p>
+      <w:pPr>
+        <w:pStyle w:val="BlueBolden"/>
+        <w:rPr>
+          <w:rFonts w:asciiTheme="minorHAnsi" w:eastAsiaTheme="minorHAnsi" w:hAnsiTheme="minorHAnsi" w:cstheme="minorBidi"/>
+          <w:b w:val="0"/>
+          <w:bCs w:val="0"/>
+          <w:color w:val="auto"/>
+          <w:sz w:val="22"/>
+          <w:szCs w:val="22"/>
+        </w:rPr>
+      </w:pPr>
       <w:r>
-        <w:t xml:space="preserve">We can create Custom Geometry to </w:t>
-      </w:r>
-      <w:r>
-        <w:t>fill unique areas of our mesh. Here we are selecting just 2 vertices and extruding them (E Key on Keyboard).  Then you can use scale (S), rotate (R) and the move tool (G) to mold this new face to fit the area that you are needing to fill exactly.</w:t>
+        <w:rPr>
+          <w:rFonts w:asciiTheme="minorHAnsi" w:eastAsiaTheme="minorHAnsi" w:hAnsiTheme="minorHAnsi" w:cstheme="minorBidi"/>
+          <w:b w:val="0"/>
+          <w:bCs w:val="0"/>
+          <w:color w:val="auto"/>
+          <w:sz w:val="22"/>
+          <w:szCs w:val="22"/>
+        </w:rPr>
+        <w:t>We can create Custom Geometry to fill unique areas of our mesh. Here we are selecting just two vertices and extruding them, Extrude (E). Then you can use Scale (S), Rotate (R), and Move (G) to shape the new face so it fits the area you need. Then hit the F key on the keyboard, and fill that new piece of topology. So, now you have created a brand-new custom face.</w:t>
       </w:r>
     </w:p>
-    <w:p>
-      <w:bookmarkStart w:id="0" w:name="_Hlk237241624"/>
-      <w:r>
-        <w:t xml:space="preserve">Then hit the </w:t>
-      </w:r>
-      <w:r>
-        <w:rPr>
-          <w:b/>
-          <w:bCs/>
-        </w:rPr>
-        <w:t>F</w:t>
-      </w:r>
-      <w:r>
-        <w:t xml:space="preserve"> key on the keyboard, and fill that new piece of topology. So, now you have created a brand-new custom face.</w:t>
-      </w:r>
-    </w:p>
-    <w:bookmarkEnd w:id="0"/>
     <w:p>
       <w:pPr>
         <w:pStyle w:val="BlueBolden"/>
